--- a/docs/04-Cypher-Query-Walkthrough-with-Diagrams.docx
+++ b/docs/04-Cypher-Query-Walkthrough-with-Diagrams.docx
@@ -81,6 +81,181 @@
       </w:pPr>
       <w:r>
         <w:t xml:space="preserve">This document walks through one real customer message step by step. For each step it shows: which code runs, whether Cypher is used, the exact query sent to Neo4j, what Neo4j returns, and how the final diagnosis and escalation decision are made. Three diagrams are included showing the full knowledge graph, the matched path for this message, and the query execution flow.</w:t>
+      </w:r>
+    </w:p>
+    <w:p>
+      <w:pPr>
+        <w:pStyle w:val="Heading2"/>
+      </w:pPr>
+      <w:r>
+        <w:t xml:space="preserve">1.1 Prerequisites</w:t>
+      </w:r>
+    </w:p>
+    <w:p>
+      <w:pPr>
+        <w:pStyle w:val="ListParagraph"/>
+        <w:numPr>
+          <w:ilvl w:val="0"/>
+          <w:numId w:val="2"/>
+        </w:numPr>
+        <w:spacing w:after="80"/>
+      </w:pPr>
+      <w:r>
+        <w:t xml:space="preserve">Neo4j running with knowledge graph loaded (./run_demo.sh or enterprise orchestrator)</w:t>
+      </w:r>
+    </w:p>
+    <w:p>
+      <w:pPr>
+        <w:pStyle w:val="ListParagraph"/>
+        <w:numPr>
+          <w:ilvl w:val="0"/>
+          <w:numId w:val="2"/>
+        </w:numPr>
+        <w:spacing w:after="80"/>
+      </w:pPr>
+      <w:r>
+        <w:t xml:space="preserve">Familiarity with basic Cypher MATCH/RETURN syntax (examples provided)</w:t>
+      </w:r>
+    </w:p>
+    <w:p>
+      <w:pPr>
+        <w:pStyle w:val="ListParagraph"/>
+        <w:numPr>
+          <w:ilvl w:val="0"/>
+          <w:numId w:val="2"/>
+        </w:numPr>
+        <w:spacing w:after="80"/>
+      </w:pPr>
+      <w:r>
+        <w:t xml:space="preserve">Neo4j Browser at http://localhost:7474 for interactive query replay</w:t>
+      </w:r>
+    </w:p>
+    <w:p>
+      <w:pPr>
+        <w:pStyle w:val="Heading2"/>
+      </w:pPr>
+      <w:r>
+        <w:t xml:space="preserve">1.2 Dependencies</w:t>
+      </w:r>
+    </w:p>
+    <w:p>
+      <w:pPr>
+        <w:pStyle w:val="ListParagraph"/>
+        <w:numPr>
+          <w:ilvl w:val="0"/>
+          <w:numId w:val="2"/>
+        </w:numPr>
+        <w:spacing w:after="80"/>
+      </w:pPr>
+      <w:r>
+        <w:t xml:space="preserve">graph/graph_rag.py — symptom matching, failure ranking, escalation decision</w:t>
+      </w:r>
+    </w:p>
+    <w:p>
+      <w:pPr>
+        <w:pStyle w:val="ListParagraph"/>
+        <w:numPr>
+          <w:ilvl w:val="0"/>
+          <w:numId w:val="2"/>
+        </w:numPr>
+        <w:spacing w:after="80"/>
+      </w:pPr>
+      <w:r>
+        <w:t xml:space="preserve">agents/diagnosis_graph.py — LangGraph node sequence</w:t>
+      </w:r>
+    </w:p>
+    <w:p>
+      <w:pPr>
+        <w:pStyle w:val="ListParagraph"/>
+        <w:numPr>
+          <w:ilvl w:val="0"/>
+          <w:numId w:val="2"/>
+        </w:numPr>
+        <w:spacing w:after="80"/>
+      </w:pPr>
+      <w:r>
+        <w:t xml:space="preserve">data/synthetic_diagnosis_data.json or enterprise_knowledge_catalog.json — parts catalog (non-Cypher)</w:t>
+      </w:r>
+    </w:p>
+    <w:p>
+      <w:pPr>
+        <w:pStyle w:val="Heading2"/>
+      </w:pPr>
+      <w:r>
+        <w:t xml:space="preserve">1.3 Assumptions</w:t>
+      </w:r>
+    </w:p>
+    <w:p>
+      <w:pPr>
+        <w:pStyle w:val="ListParagraph"/>
+        <w:numPr>
+          <w:ilvl w:val="0"/>
+          <w:numId w:val="2"/>
+        </w:numPr>
+        <w:spacing w:after="80"/>
+      </w:pPr>
+      <w:r>
+        <w:t xml:space="preserve">Product wm-001 is pre-detected or detected via keyword scoring before Cypher runs</w:t>
+      </w:r>
+    </w:p>
+    <w:p>
+      <w:pPr>
+        <w:pStyle w:val="ListParagraph"/>
+        <w:numPr>
+          <w:ilvl w:val="0"/>
+          <w:numId w:val="2"/>
+        </w:numPr>
+        <w:spacing w:after="80"/>
+      </w:pPr>
+      <w:r>
+        <w:t xml:space="preserve">Symptom IDs wm-s01 and wm-s03 exist in the graph with INDICATES links to failure modes</w:t>
+      </w:r>
+    </w:p>
+    <w:p>
+      <w:pPr>
+        <w:pStyle w:val="ListParagraph"/>
+        <w:numPr>
+          <w:ilvl w:val="0"/>
+          <w:numId w:val="2"/>
+        </w:numPr>
+        <w:spacing w:after="80"/>
+      </w:pPr>
+      <w:r>
+        <w:t xml:space="preserve">Escalation threshold is 0.65 unless overridden in .env</w:t>
+      </w:r>
+    </w:p>
+    <w:p>
+      <w:pPr>
+        <w:pStyle w:val="Heading2"/>
+      </w:pPr>
+      <w:r>
+        <w:t xml:space="preserve">1.4 Risk Mitigation</w:t>
+      </w:r>
+    </w:p>
+    <w:p>
+      <w:pPr>
+        <w:pStyle w:val="ListParagraph"/>
+        <w:numPr>
+          <w:ilvl w:val="0"/>
+          <w:numId w:val="2"/>
+        </w:numPr>
+        <w:spacing w:after="80"/>
+      </w:pPr>
+      <w:r>
+        <w:t xml:space="preserve">Low-confidence outcomes escalate even when top failure mode seems plausible</w:t>
+      </w:r>
+    </w:p>
+    <w:p>
+      <w:pPr>
+        <w:pStyle w:val="ListParagraph"/>
+        <w:numPr>
+          <w:ilvl w:val="0"/>
+          <w:numId w:val="2"/>
+        </w:numPr>
+        <w:spacing w:after="80"/>
+      </w:pPr>
+      <w:r>
+        <w:t xml:space="preserve">Critical-severity symptoms in other product lines (e.g., microwave arcing) always escalate — see Section 10 contrast</w:t>
       </w:r>
     </w:p>
     <w:p>
@@ -1865,7 +2040,7 @@
         <w:pStyle w:val="ListParagraph"/>
         <w:numPr>
           <w:ilvl w:val="0"/>
-          <w:numId w:val="2"/>
+          <w:numId w:val="3"/>
         </w:numPr>
         <w:spacing w:after="80"/>
       </w:pPr>
@@ -1878,7 +2053,7 @@
         <w:pStyle w:val="ListParagraph"/>
         <w:numPr>
           <w:ilvl w:val="0"/>
-          <w:numId w:val="2"/>
+          <w:numId w:val="3"/>
         </w:numPr>
         <w:spacing w:after="80"/>
       </w:pPr>
@@ -1891,7 +2066,7 @@
         <w:pStyle w:val="ListParagraph"/>
         <w:numPr>
           <w:ilvl w:val="0"/>
-          <w:numId w:val="2"/>
+          <w:numId w:val="3"/>
         </w:numPr>
         <w:spacing w:after="80"/>
       </w:pPr>
@@ -1904,7 +2079,7 @@
         <w:pStyle w:val="ListParagraph"/>
         <w:numPr>
           <w:ilvl w:val="0"/>
-          <w:numId w:val="2"/>
+          <w:numId w:val="3"/>
         </w:numPr>
         <w:spacing w:after="80"/>
       </w:pPr>
@@ -3344,7 +3519,7 @@
         <w:pStyle w:val="ListParagraph"/>
         <w:numPr>
           <w:ilvl w:val="0"/>
-          <w:numId w:val="3"/>
+          <w:numId w:val="2"/>
         </w:numPr>
         <w:spacing w:after="80"/>
       </w:pPr>
@@ -3357,7 +3532,7 @@
         <w:pStyle w:val="ListParagraph"/>
         <w:numPr>
           <w:ilvl w:val="0"/>
-          <w:numId w:val="3"/>
+          <w:numId w:val="2"/>
         </w:numPr>
         <w:spacing w:after="80"/>
       </w:pPr>
@@ -3370,7 +3545,7 @@
         <w:pStyle w:val="ListParagraph"/>
         <w:numPr>
           <w:ilvl w:val="0"/>
-          <w:numId w:val="3"/>
+          <w:numId w:val="2"/>
         </w:numPr>
         <w:spacing w:after="80"/>
       </w:pPr>
@@ -3383,7 +3558,7 @@
         <w:pStyle w:val="ListParagraph"/>
         <w:numPr>
           <w:ilvl w:val="0"/>
-          <w:numId w:val="3"/>
+          <w:numId w:val="2"/>
         </w:numPr>
         <w:spacing w:after="80"/>
       </w:pPr>
@@ -3396,7 +3571,7 @@
         <w:pStyle w:val="ListParagraph"/>
         <w:numPr>
           <w:ilvl w:val="0"/>
-          <w:numId w:val="3"/>
+          <w:numId w:val="2"/>
         </w:numPr>
         <w:spacing w:after="80"/>
       </w:pPr>
@@ -3708,13 +3883,13 @@
     </w:lvlOverride>
   </w:num>
   <w:num w:numId="2">
-    <w:abstractNumId w:val="3"/>
+    <w:abstractNumId w:val="2"/>
     <w:lvlOverride w:ilvl="0">
       <w:startOverride w:val="1"/>
     </w:lvlOverride>
   </w:num>
   <w:num w:numId="3">
-    <w:abstractNumId w:val="2"/>
+    <w:abstractNumId w:val="3"/>
     <w:lvlOverride w:ilvl="0">
       <w:startOverride w:val="1"/>
     </w:lvlOverride>
